--- a/careers/jds/Batch4_JDs_Partnerships_and_Sales.docx
+++ b/careers/jds/Batch4_JDs_Partnerships_and_Sales.docx
@@ -1801,7 +1801,7 @@
           <w:sz w:val="22"/>
           <w:szCs w:val="22"/>
         </w:rPr>
-        <w:t xml:space="preserve">You work under the Head of Strategic Partnerships, executing outreach, scheduling discovery calls, advancing deals through the pipeline, and supporting account management for existing partners. This is a quota-carrying role with clear revenue targets.</w:t>
+        <w:t xml:space="preserve">You work under the Head of Strategic Partnerships, executing outreach, scheduling discovery calls, advancing deals through the pipeline, and supporting account management for existing partners. This is a quota-carrying role with clear revenue targets. This role starts as an individual contributor. When you hit your first three revenue milestones, you earn the right to build and lead your own corporate partnerships sales team. The revenue you generate funds the team you build. That is how this department grows: organically, through people who proved the market before they managed others.</w:t>
       </w:r>
     </w:p>
     <w:p>
@@ -2939,7 +2939,7 @@
           <w:sz w:val="22"/>
           <w:szCs w:val="22"/>
         </w:rPr>
-        <w:t xml:space="preserve">The Evaluations and Assessments Sales Representative sells the lab's Post-Deployment Safety Audits and Regulatory Readiness Assessments to organizations deploying AI systems. These are the lab's highest-value individual engagements ($10K to $100K per engagement), and this role is responsible for building the pipeline, closing deals, and hitting revenue targets.</w:t>
+        <w:t xml:space="preserve">The Evaluations and Assessments Sales Representative sells the lab's Post-Deployment Safety Audits and Regulatory Readiness Assessments to organizations deploying AI systems. These are the lab's highest-value individual engagements ($10K to $100K per engagement), and this role is responsible for building the pipeline, closing deals, and hitting revenue targets. This role starts as an individual contributor. When you hit your first three revenue milestones, you earn the right to build and lead your own evaluations and assessments sales team. The revenue you generate funds the team you build.</w:t>
       </w:r>
     </w:p>
     <w:p>
@@ -4090,7 +4090,7 @@
           <w:sz w:val="22"/>
           <w:szCs w:val="22"/>
         </w:rPr>
-        <w:t xml:space="preserve">The Head of AI Policy and Government Relations builds the lab's presence in the policy and regulatory landscape. You develop relationships with congressional offices, federal agencies (NIST, AISI), state regulators, and international AI governance bodies to ensure that the lab's research informs the rules being written for AI deployment.</w:t>
+        <w:t xml:space="preserve">The Head of AI Policy and Government Relations builds the lab's presence in the policy and regulatory landscape. You develop relationships with congressional offices, federal agencies (NIST, AISI), state regulators, and international AI governance bodies to ensure that the lab's research informs the rules being written for AI deployment. This role includes a dedicated travel budget because policy work is relationship work and relationships happen in person. You will travel to Washington, state capitals, and international convenings as needed to represent the lab where the rules are being written.</w:t>
       </w:r>
     </w:p>
     <w:p>
@@ -5254,7 +5254,7 @@
           <w:sz w:val="22"/>
           <w:szCs w:val="22"/>
         </w:rPr>
-        <w:t xml:space="preserve">This role is strategically important for three reasons. First, university partnerships provide IRB coverage, co-authorship opportunities, and access to graduate researchers. Second, academic credibility signals matter for grant applications. Third, university channels are a primary distribution path for the certification program and the PRISM Research Fellowship.</w:t>
+        <w:t xml:space="preserve">This role includes a travel budget for university visits, conference presentations, and partner meetings. This role is strategically important for three reasons. First, university partnerships provide IRB coverage, co-authorship opportunities, and access to graduate researchers. Second, academic credibility signals matter for grant applications. Third, university channels are a primary distribution path for the certification program and the PRISM Research Fellowship.</w:t>
       </w:r>
     </w:p>
     <w:p>
